--- a/assets/exam-builder/exam-template.docx
+++ b/assets/exam-builder/exam-template.docx
@@ -4773,7 +4773,7 @@
       <w:footerReference w:type="first" r:id="rId11"/>
       <w:pgSz w:w="11906" w:h="16838" w:code="9"/>
       <w:pgMar w:top="624" w:right="794" w:bottom="680" w:left="794" w:header="567" w:footer="454" w:gutter="0"/>
-      <w:cols w:num="2" w:space="420" w:sep="1"/>
+      <w:cols w:num="2" w:space="420"/>
       <w:titlePg/>
       <w:docGrid w:linePitch="360"/>
     </w:sectPr>
